--- a/docs/br/Note_Academique_AI_for_Americans_First_PT-BR.docx
+++ b/docs/br/Note_Academique_AI_for_Americans_First_PT-BR.docx
@@ -305,7 +305,7 @@
           <w:color w:val="202020"/>
           <w:sz w:val="22"/>
         </w:rPr>
-        <w:t>A IA surgiu desde 2023 como o principal vetor de inovaçao economica e competiçao geopolitica. No snapshot de abril de 2026, os Estados Unidos controlam 76,9 por cento do compute de IA operacional global.</w:t>
+        <w:t>A IA surgiu desde 2023 como o principal vetor de inovaçao economica e competiçao geopolitica. No snapshot de abril de 2026, os Estados Unidos controlam 78,9 por cento do compute de IA operacional global.</w:t>
       </w:r>
     </w:p>
     <w:p>
